--- a/downloads/teacher/04 Units/Unit 01 - Nutrition and Wellness - Kitchen Skills and Smart Eating/Lesson 01.16 - Unit Price and Comparison Shopping.docx
+++ b/downloads/teacher/04 Units/Unit 01 - Nutrition and Wellness - Kitchen Skills and Smart Eating/Lesson 01.16 - Unit Price and Comparison Shopping.docx
@@ -280,23 +280,41 @@
       <w:r>
         <w:t xml:space="preserve">By the end of this lesson, students will be able to:</w:t>
       </w:r>
-      <w:r>
-        <w:t xml:space="preserve"> </w:t>
-      </w:r>
-      <w:r>
-        <w:t xml:space="preserve">1. (Low) Given a price and a quantity, calculate the unit price (price divided by quantity) to the nearest cent.</w:t>
-      </w:r>
-      <w:r>
-        <w:t xml:space="preserve"> </w:t>
-      </w:r>
-      <w:r>
-        <w:t xml:space="preserve">2. (Mid) Given two or three versions of the same item (store brand and name brand, small and bulk), compare their unit prices and select the better buy.</w:t>
-      </w:r>
-      <w:r>
-        <w:t xml:space="preserve"> </w:t>
-      </w:r>
-      <w:r>
-        <w:t xml:space="preserve">3. (High) Given a scenario where the lowest unit price is the wrong choice (too much to use before it spoils, no storage space, a family rule), evaluate the choice and explain in two sentences why</w:t>
+    </w:p>
+    <w:p>
+      <w:pPr>
+        <w:numPr>
+          <w:ilvl w:val="0"/>
+          <w:numId w:val="1002"/>
+        </w:numPr>
+        <w:pStyle w:val="Compact"/>
+      </w:pPr>
+      <w:r>
+        <w:t xml:space="preserve">(Low) Given a price and a quantity, calculate the unit price (price divided by quantity) to the nearest cent.</w:t>
+      </w:r>
+    </w:p>
+    <w:p>
+      <w:pPr>
+        <w:numPr>
+          <w:ilvl w:val="0"/>
+          <w:numId w:val="1002"/>
+        </w:numPr>
+        <w:pStyle w:val="Compact"/>
+      </w:pPr>
+      <w:r>
+        <w:t xml:space="preserve">(Mid) Given two or three versions of the same item (store brand and name brand, small and bulk), compare their unit prices and select the better buy.</w:t>
+      </w:r>
+    </w:p>
+    <w:p>
+      <w:pPr>
+        <w:numPr>
+          <w:ilvl w:val="0"/>
+          <w:numId w:val="1002"/>
+        </w:numPr>
+        <w:pStyle w:val="Compact"/>
+      </w:pPr>
+      <w:r>
+        <w:t xml:space="preserve">(High) Given a scenario where the lowest unit price is the wrong choice (too much to use before it spoils, no storage space, a family rule), evaluate the choice and explain in two sentences why</w:t>
       </w:r>
       <w:r>
         <w:t xml:space="preserve"> </w:t>
@@ -355,7 +373,7 @@
       <w:pPr>
         <w:numPr>
           <w:ilvl w:val="0"/>
-          <w:numId w:val="1002"/>
+          <w:numId w:val="1003"/>
         </w:numPr>
         <w:pStyle w:val="Compact"/>
       </w:pPr>
@@ -376,7 +394,7 @@
       <w:pPr>
         <w:numPr>
           <w:ilvl w:val="0"/>
-          <w:numId w:val="1002"/>
+          <w:numId w:val="1003"/>
         </w:numPr>
         <w:pStyle w:val="Compact"/>
       </w:pPr>
@@ -388,7 +406,7 @@
       <w:pPr>
         <w:numPr>
           <w:ilvl w:val="0"/>
-          <w:numId w:val="1002"/>
+          <w:numId w:val="1003"/>
         </w:numPr>
         <w:pStyle w:val="Compact"/>
       </w:pPr>
@@ -409,7 +427,7 @@
       <w:pPr>
         <w:numPr>
           <w:ilvl w:val="0"/>
-          <w:numId w:val="1002"/>
+          <w:numId w:val="1003"/>
         </w:numPr>
         <w:pStyle w:val="Compact"/>
       </w:pPr>
@@ -421,7 +439,7 @@
       <w:pPr>
         <w:numPr>
           <w:ilvl w:val="0"/>
-          <w:numId w:val="1002"/>
+          <w:numId w:val="1003"/>
         </w:numPr>
         <w:pStyle w:val="Compact"/>
       </w:pPr>
@@ -448,7 +466,7 @@
       <w:pPr>
         <w:numPr>
           <w:ilvl w:val="0"/>
-          <w:numId w:val="1002"/>
+          <w:numId w:val="1003"/>
         </w:numPr>
         <w:pStyle w:val="Compact"/>
       </w:pPr>
@@ -869,49 +887,85 @@
       <w:r>
         <w:t xml:space="preserve">Monitor understanding:</w:t>
       </w:r>
-      <w:r>
-        <w:t xml:space="preserve"> </w:t>
-      </w:r>
-      <w:r>
-        <w:t xml:space="preserve">- $4.99 for a 2 lb bag. What is the price per ounce? What did you do first?</w:t>
-      </w:r>
-      <w:r>
-        <w:t xml:space="preserve"> </w:t>
-      </w:r>
-      <w:r>
-        <w:t xml:space="preserve">- The shelf tag says the store brand is $0.12 per oz and the name brand is $0.19 per oz. Same food?</w:t>
-      </w:r>
-      <w:r>
-        <w:t xml:space="preserve"> </w:t>
-      </w:r>
-      <w:r>
-        <w:t xml:space="preserve">- Which of these gets taxed at the register: a bag of rice, a roll of foil, a bottle of soda?</w:t>
-      </w:r>
-    </w:p>
-    <w:p>
-      <w:pPr>
-        <w:pStyle w:val="BodyText"/>
+    </w:p>
+    <w:p>
+      <w:pPr>
+        <w:numPr>
+          <w:ilvl w:val="0"/>
+          <w:numId w:val="1004"/>
+        </w:numPr>
+        <w:pStyle w:val="Compact"/>
+      </w:pPr>
+      <w:r>
+        <w:t xml:space="preserve">$4.99 for a 2 lb bag. What is the price per ounce? What did you do first?</w:t>
+      </w:r>
+    </w:p>
+    <w:p>
+      <w:pPr>
+        <w:numPr>
+          <w:ilvl w:val="0"/>
+          <w:numId w:val="1004"/>
+        </w:numPr>
+        <w:pStyle w:val="Compact"/>
+      </w:pPr>
+      <w:r>
+        <w:t xml:space="preserve">The shelf tag says the store brand is $0.12 per oz and the name brand is $0.19 per oz. Same food?</w:t>
+      </w:r>
+    </w:p>
+    <w:p>
+      <w:pPr>
+        <w:numPr>
+          <w:ilvl w:val="0"/>
+          <w:numId w:val="1004"/>
+        </w:numPr>
+        <w:pStyle w:val="Compact"/>
+      </w:pPr>
+      <w:r>
+        <w:t xml:space="preserve">Which of these gets taxed at the register: a bag of rice, a roll of foil, a bottle of soda?</w:t>
+      </w:r>
+    </w:p>
+    <w:p>
+      <w:pPr>
+        <w:pStyle w:val="FirstParagraph"/>
       </w:pPr>
       <w:r>
         <w:t xml:space="preserve">Deepen learning:</w:t>
       </w:r>
-      <w:r>
-        <w:t xml:space="preserve"> </w:t>
-      </w:r>
-      <w:r>
-        <w:t xml:space="preserve">- Why would a store print the unit price in tiny letters and the sale price in huge ones?</w:t>
-      </w:r>
-      <w:r>
-        <w:t xml:space="preserve"> </w:t>
-      </w:r>
-      <w:r>
-        <w:t xml:space="preserve">- A family with $40 for the whole week cannot buy the $12 bulk chicken even though it is cheapest per pound. What would you tell them to do instead?</w:t>
-      </w:r>
-      <w:r>
-        <w:t xml:space="preserve"> </w:t>
-      </w:r>
-      <w:r>
-        <w:t xml:space="preserve">- Is there anything your family always buys name brand? Why? Is that a want, a need, or a value?</w:t>
+    </w:p>
+    <w:p>
+      <w:pPr>
+        <w:numPr>
+          <w:ilvl w:val="0"/>
+          <w:numId w:val="1005"/>
+        </w:numPr>
+        <w:pStyle w:val="Compact"/>
+      </w:pPr>
+      <w:r>
+        <w:t xml:space="preserve">Why would a store print the unit price in tiny letters and the sale price in huge ones?</w:t>
+      </w:r>
+    </w:p>
+    <w:p>
+      <w:pPr>
+        <w:numPr>
+          <w:ilvl w:val="0"/>
+          <w:numId w:val="1005"/>
+        </w:numPr>
+        <w:pStyle w:val="Compact"/>
+      </w:pPr>
+      <w:r>
+        <w:t xml:space="preserve">A family with $40 for the whole week cannot buy the $12 bulk chicken even though it is cheapest per pound. What would you tell them to do instead?</w:t>
+      </w:r>
+    </w:p>
+    <w:p>
+      <w:pPr>
+        <w:numPr>
+          <w:ilvl w:val="0"/>
+          <w:numId w:val="1005"/>
+        </w:numPr>
+        <w:pStyle w:val="Compact"/>
+      </w:pPr>
+      <w:r>
+        <w:t xml:space="preserve">Is there anything your family always buys name brand? Why? Is that a want, a need, or a value?</w:t>
       </w:r>
     </w:p>
     <w:p>
@@ -1051,7 +1105,7 @@
       <w:pPr>
         <w:numPr>
           <w:ilvl w:val="0"/>
-          <w:numId w:val="1003"/>
+          <w:numId w:val="1006"/>
         </w:numPr>
         <w:pStyle w:val="Compact"/>
       </w:pPr>
@@ -1095,7 +1149,7 @@
       <w:pPr>
         <w:numPr>
           <w:ilvl w:val="0"/>
-          <w:numId w:val="1003"/>
+          <w:numId w:val="1006"/>
         </w:numPr>
         <w:pStyle w:val="Compact"/>
       </w:pPr>
@@ -1107,7 +1161,7 @@
       <w:pPr>
         <w:numPr>
           <w:ilvl w:val="0"/>
-          <w:numId w:val="1003"/>
+          <w:numId w:val="1006"/>
         </w:numPr>
         <w:pStyle w:val="Compact"/>
       </w:pPr>
@@ -1119,7 +1173,7 @@
       <w:pPr>
         <w:numPr>
           <w:ilvl w:val="0"/>
-          <w:numId w:val="1003"/>
+          <w:numId w:val="1006"/>
         </w:numPr>
         <w:pStyle w:val="Compact"/>
       </w:pPr>
@@ -1131,7 +1185,7 @@
       <w:pPr>
         <w:numPr>
           <w:ilvl w:val="0"/>
-          <w:numId w:val="1003"/>
+          <w:numId w:val="1006"/>
         </w:numPr>
         <w:pStyle w:val="Compact"/>
       </w:pPr>
@@ -1143,7 +1197,7 @@
       <w:pPr>
         <w:numPr>
           <w:ilvl w:val="0"/>
-          <w:numId w:val="1003"/>
+          <w:numId w:val="1006"/>
         </w:numPr>
         <w:pStyle w:val="Compact"/>
       </w:pPr>
@@ -1473,7 +1527,7 @@
       <w:pPr>
         <w:numPr>
           <w:ilvl w:val="0"/>
-          <w:numId w:val="1004"/>
+          <w:numId w:val="1007"/>
         </w:numPr>
         <w:pStyle w:val="Compact"/>
       </w:pPr>
@@ -1497,7 +1551,7 @@
       <w:pPr>
         <w:numPr>
           <w:ilvl w:val="0"/>
-          <w:numId w:val="1004"/>
+          <w:numId w:val="1007"/>
         </w:numPr>
         <w:pStyle w:val="Compact"/>
       </w:pPr>
@@ -1509,7 +1563,7 @@
       <w:pPr>
         <w:numPr>
           <w:ilvl w:val="0"/>
-          <w:numId w:val="1004"/>
+          <w:numId w:val="1007"/>
         </w:numPr>
         <w:pStyle w:val="Compact"/>
       </w:pPr>
@@ -1533,7 +1587,7 @@
       <w:pPr>
         <w:numPr>
           <w:ilvl w:val="0"/>
-          <w:numId w:val="1004"/>
+          <w:numId w:val="1007"/>
         </w:numPr>
         <w:pStyle w:val="Compact"/>
       </w:pPr>
@@ -1557,7 +1611,7 @@
       <w:pPr>
         <w:numPr>
           <w:ilvl w:val="0"/>
-          <w:numId w:val="1004"/>
+          <w:numId w:val="1007"/>
         </w:numPr>
         <w:pStyle w:val="Compact"/>
       </w:pPr>
@@ -1581,7 +1635,7 @@
       <w:pPr>
         <w:numPr>
           <w:ilvl w:val="0"/>
-          <w:numId w:val="1004"/>
+          <w:numId w:val="1007"/>
         </w:numPr>
         <w:pStyle w:val="Compact"/>
       </w:pPr>
@@ -1602,7 +1656,7 @@
       <w:pPr>
         <w:numPr>
           <w:ilvl w:val="0"/>
-          <w:numId w:val="1004"/>
+          <w:numId w:val="1007"/>
         </w:numPr>
         <w:pStyle w:val="Compact"/>
       </w:pPr>
@@ -1651,7 +1705,7 @@
       <w:pPr>
         <w:numPr>
           <w:ilvl w:val="0"/>
-          <w:numId w:val="1005"/>
+          <w:numId w:val="1008"/>
         </w:numPr>
         <w:pStyle w:val="Compact"/>
       </w:pPr>
@@ -1663,7 +1717,7 @@
       <w:pPr>
         <w:numPr>
           <w:ilvl w:val="0"/>
-          <w:numId w:val="1005"/>
+          <w:numId w:val="1008"/>
         </w:numPr>
         <w:pStyle w:val="Compact"/>
       </w:pPr>
@@ -1693,7 +1747,7 @@
       <w:pPr>
         <w:numPr>
           <w:ilvl w:val="0"/>
-          <w:numId w:val="1005"/>
+          <w:numId w:val="1008"/>
         </w:numPr>
         <w:pStyle w:val="Compact"/>
       </w:pPr>
@@ -1705,7 +1759,7 @@
       <w:pPr>
         <w:numPr>
           <w:ilvl w:val="0"/>
-          <w:numId w:val="1005"/>
+          <w:numId w:val="1008"/>
         </w:numPr>
         <w:pStyle w:val="Compact"/>
       </w:pPr>
@@ -1735,7 +1789,7 @@
       <w:pPr>
         <w:numPr>
           <w:ilvl w:val="0"/>
-          <w:numId w:val="1005"/>
+          <w:numId w:val="1008"/>
         </w:numPr>
         <w:pStyle w:val="Compact"/>
       </w:pPr>
@@ -2031,6 +2085,118 @@
       </w:pPr>
     </w:lvl>
   </w:abstractNum>
+  <w:abstractNum w:abstractNumId="99411">
+    <w:nsid w:val="71315dca"/>
+    <w:multiLevelType w:val="multilevel"/>
+    <w:lvl w:ilvl="0">
+      <w:start w:val="1"/>
+      <w:numFmt w:val="decimal"/>
+      <w:lvlText w:val="%1."/>
+      <w:lvlJc w:val="left"/>
+      <w:pPr>
+        <w:tabs>
+          <w:tab w:val="num" w:pos="0"/>
+        </w:tabs>
+        <w:ind w:left="480" w:hanging="480"/>
+      </w:pPr>
+    </w:lvl>
+    <w:lvl w:ilvl="1">
+      <w:start w:val="1"/>
+      <w:numFmt w:val="decimal"/>
+      <w:lvlText w:val="%2."/>
+      <w:lvlJc w:val="left"/>
+      <w:pPr>
+        <w:tabs>
+          <w:tab w:val="num" w:pos="720"/>
+        </w:tabs>
+        <w:ind w:left="1200" w:hanging="480"/>
+      </w:pPr>
+    </w:lvl>
+    <w:lvl w:ilvl="2">
+      <w:start w:val="1"/>
+      <w:numFmt w:val="decimal"/>
+      <w:lvlText w:val="%3."/>
+      <w:lvlJc w:val="left"/>
+      <w:pPr>
+        <w:tabs>
+          <w:tab w:val="num" w:pos="1440"/>
+        </w:tabs>
+        <w:ind w:left="1920" w:hanging="480"/>
+      </w:pPr>
+    </w:lvl>
+    <w:lvl w:ilvl="3">
+      <w:start w:val="1"/>
+      <w:numFmt w:val="decimal"/>
+      <w:lvlText w:val="%4."/>
+      <w:lvlJc w:val="left"/>
+      <w:pPr>
+        <w:tabs>
+          <w:tab w:val="num" w:pos="2160"/>
+        </w:tabs>
+        <w:ind w:left="2640" w:hanging="480"/>
+      </w:pPr>
+    </w:lvl>
+    <w:lvl w:ilvl="4">
+      <w:start w:val="1"/>
+      <w:numFmt w:val="decimal"/>
+      <w:lvlText w:val="%5."/>
+      <w:lvlJc w:val="left"/>
+      <w:pPr>
+        <w:tabs>
+          <w:tab w:val="num" w:pos="2880"/>
+        </w:tabs>
+        <w:ind w:left="3360" w:hanging="480"/>
+      </w:pPr>
+    </w:lvl>
+    <w:lvl w:ilvl="5">
+      <w:start w:val="1"/>
+      <w:numFmt w:val="decimal"/>
+      <w:lvlText w:val="%6."/>
+      <w:lvlJc w:val="left"/>
+      <w:pPr>
+        <w:tabs>
+          <w:tab w:val="num" w:pos="3600"/>
+        </w:tabs>
+        <w:ind w:left="4080" w:hanging="480"/>
+      </w:pPr>
+    </w:lvl>
+    <w:lvl w:ilvl="6">
+      <w:start w:val="1"/>
+      <w:numFmt w:val="decimal"/>
+      <w:lvlText w:val="%7."/>
+      <w:lvlJc w:val="left"/>
+      <w:pPr>
+        <w:tabs>
+          <w:tab w:val="num" w:pos="4320"/>
+        </w:tabs>
+        <w:ind w:left="4800" w:hanging="480"/>
+      </w:pPr>
+    </w:lvl>
+    <w:lvl w:ilvl="7">
+      <w:start w:val="1"/>
+      <w:numFmt w:val="decimal"/>
+      <w:lvlText w:val="%8."/>
+      <w:lvlJc w:val="left"/>
+      <w:pPr>
+        <w:tabs>
+          <w:tab w:val="num" w:pos="5040"/>
+        </w:tabs>
+        <w:ind w:left="5520" w:hanging="480"/>
+      </w:pPr>
+    </w:lvl>
+    <w:lvl w:ilvl="8">
+      <w:start w:val="1"/>
+      <w:numFmt w:val="decimal"/>
+      <w:lvlText w:val="%9."/>
+      <w:lvlJc w:val="left"/>
+      <w:pPr>
+        <w:tabs>
+          <w:tab w:val="num" w:pos="5760"/>
+        </w:tabs>
+        <w:ind w:left="6240" w:hanging="480"/>
+      </w:pPr>
+    </w:lvl>
+  </w:abstractNum>
   <w:num w:numId="1000">
     <w:abstractNumId w:val="990"/>
   </w:num>
@@ -2038,7 +2204,34 @@
     <w:abstractNumId w:val="991"/>
   </w:num>
   <w:num w:numId="1002">
-    <w:abstractNumId w:val="991"/>
+    <w:abstractNumId w:val="99411"/>
+    <w:lvlOverride w:ilvl="0">
+      <w:startOverride w:val="1"/>
+    </w:lvlOverride>
+    <w:lvlOverride w:ilvl="1">
+      <w:startOverride w:val="1"/>
+    </w:lvlOverride>
+    <w:lvlOverride w:ilvl="2">
+      <w:startOverride w:val="1"/>
+    </w:lvlOverride>
+    <w:lvlOverride w:ilvl="3">
+      <w:startOverride w:val="1"/>
+    </w:lvlOverride>
+    <w:lvlOverride w:ilvl="4">
+      <w:startOverride w:val="1"/>
+    </w:lvlOverride>
+    <w:lvlOverride w:ilvl="5">
+      <w:startOverride w:val="1"/>
+    </w:lvlOverride>
+    <w:lvlOverride w:ilvl="6">
+      <w:startOverride w:val="1"/>
+    </w:lvlOverride>
+    <w:lvlOverride w:ilvl="7">
+      <w:startOverride w:val="1"/>
+    </w:lvlOverride>
+    <w:lvlOverride w:ilvl="8">
+      <w:startOverride w:val="1"/>
+    </w:lvlOverride>
   </w:num>
   <w:num w:numId="1003">
     <w:abstractNumId w:val="991"/>
@@ -2047,6 +2240,15 @@
     <w:abstractNumId w:val="991"/>
   </w:num>
   <w:num w:numId="1005">
+    <w:abstractNumId w:val="991"/>
+  </w:num>
+  <w:num w:numId="1006">
+    <w:abstractNumId w:val="991"/>
+  </w:num>
+  <w:num w:numId="1007">
+    <w:abstractNumId w:val="991"/>
+  </w:num>
+  <w:num w:numId="1008">
     <w:abstractNumId w:val="991"/>
   </w:num>
 </w:numbering>

--- a/downloads/teacher/04 Units/Unit 01 - Nutrition and Wellness - Kitchen Skills and Smart Eating/Lesson 01.16 - Unit Price and Comparison Shopping.docx
+++ b/downloads/teacher/04 Units/Unit 01 - Nutrition and Wellness - Kitchen Skills and Smart Eating/Lesson 01.16 - Unit Price and Comparison Shopping.docx
@@ -412,15 +412,6 @@
       </w:pPr>
       <w:r>
         <w:t xml:space="preserve">Real packages or photos of three item pairs for the demo: a 16 oz store-brand pasta box and a 12 oz name-brand box; a 24 oz jar of sauce and a 45 oz jar; an 8 oz bag of shredded cheese and a 2 lb bag</w:t>
-      </w:r>
-      <w:r>
-        <w:t xml:space="preserve"> </w:t>
-      </w:r>
-      <w:r>
-        <w:rPr>
-          <w:rStyle w:val="TeacherNote"/>
-        </w:rPr>
-        <w:t xml:space="preserve">[Sal: use whatever is in the FACS pantry; the prices on the handout are marked to be updated from this week’s circular]</w:t>
       </w:r>
     </w:p>
     <w:p>
@@ -732,7 +723,7 @@
               <w:jc w:val="left"/>
             </w:pPr>
             <w:r>
-              <w:t xml:space="preserve">Three quick comparisons with real packages: store brand vs name brand (usually same factory, different label, 20 to 40 percent less); small vs bulk (bulk usually wins per ounce, but only if you can use it and store it); a food item vs a non-food item at the register (in New York most grocery food is not taxed; paper plates, foil, cups, soap, and candy or soda are taxed, about 8.625 percent in Suffolk and Nassau [Sal: confirm the local rate]).</w:t>
+              <w:t xml:space="preserve">Three quick comparisons with real packages: store brand vs name brand (usually same factory, different label, 20 to 40 percent less); small vs bulk (bulk usually wins per ounce, but only if you can use it and store it); a food item vs a non-food item at the register (in New York most grocery food is not taxed; paper plates, foil, cups, soap, and candy or soda are taxed, about 8.625 percent on Long Island).</w:t>
             </w:r>
           </w:p>
         </w:tc>
@@ -1642,15 +1633,6 @@
       <w:r>
         <w:t xml:space="preserve">New York State sales tax treatment of food: most food for home use is exempt; prepared food, candy, soda, and non-food items are taxable.</w:t>
       </w:r>
-      <w:r>
-        <w:t xml:space="preserve"> </w:t>
-      </w:r>
-      <w:r>
-        <w:rPr>
-          <w:rStyle w:val="TeacherNote"/>
-        </w:rPr>
-        <w:t xml:space="preserve">[Sal: cite the NYS Department of Taxation and Finance bulletin on food and beverages sold by food stores when this goes on the site; confirm the Suffolk County combined rate.]</w:t>
-      </w:r>
     </w:p>
     <w:p>
       <w:pPr>
@@ -1661,16 +1643,7 @@
         <w:pStyle w:val="Compact"/>
       </w:pPr>
       <w:r>
-        <w:t xml:space="preserve">Sal’s own materials: the King Kullen shopping list with store-brand swaps (</w:t>
-      </w:r>
-      <w:r>
-        <w:rPr>
-          <w:rStyle w:val="VerbatimChar"/>
-        </w:rPr>
-        <w:t xml:space="preserve">Education/TeachingWork/LessonPlans/education_teaching_facs_kingkullen_shoppinglist_2026_03.pdf</w:t>
-      </w:r>
-      <w:r>
-        <w:t xml:space="preserve">), the</w:t>
+        <w:t xml:space="preserve">My own materials: the supermarket shopping list with store-brand swaps, the</w:t>
       </w:r>
       <w:r>
         <w:t xml:space="preserve"> </w:t>
@@ -1688,7 +1661,7 @@
         <w:t xml:space="preserve"> </w:t>
       </w:r>
       <w:r>
-        <w:t xml:space="preserve">in his three cooking lesson packages, and the unit price day in his FNES 563 draft unit calendar.</w:t>
+        <w:t xml:space="preserve">in my three cooking lesson packages, and the unit price day in my draft unit calendar.</w:t>
       </w:r>
     </w:p>
     <w:p>
@@ -1783,21 +1756,6 @@
       </w:r>
       <w:r>
         <w:t xml:space="preserve">has just spent a fifth of the budget on rice.</w:t>
-      </w:r>
-    </w:p>
-    <w:p>
-      <w:pPr>
-        <w:numPr>
-          <w:ilvl w:val="0"/>
-          <w:numId w:val="1008"/>
-        </w:numPr>
-        <w:pStyle w:val="Compact"/>
-      </w:pPr>
-      <w:r>
-        <w:rPr>
-          <w:rStyle w:val="TeacherNote"/>
-        </w:rPr>
-        <w:t xml:space="preserve">[Sal: your King Kullen swap sheet saved $14.40 on cookies alone by going store brand. Show the before and after totals on the screen; students believe a real receipt more than a slide.]</w:t>
       </w:r>
     </w:p>
     <w:sectPr>
